--- a/livrables/lecons/astrologie-karmique/2026-08-27_lecon-astrologie-karmique_04_noeud-sud-acquis-signe-par-signe.docx
+++ b/livrables/lecons/astrologie-karmique/2026-08-27_lecon-astrologie-karmique_04_noeud-sud-acquis-signe-par-signe.docx
@@ -2364,7 +2364,16 @@
                 <w:sz w:val="18"/>
                 <w:szCs w:val="18"/>
               </w:rPr>
-              <w:t xml:space="preserve">Le 26 juillet 2026, le Nœud Nord a atteint 300° de longitude écliptique (entrée en Verseau tropical). Fait calculable par mécanique céleste.</w:t>
+              <w:t xml:space="preserve">Le 26 juillet 2026, le Nœud Nord a franchi 330° de longitude écliptique, borne entre les Poissons et le Verseau (entrée en Verseau tropical). Les nœuds étant rétrogrades, leur longitude décroît : 300° est la borne Capricorne/Verseau, qu'il franchira en SORTANT du Verseau vers mars 2028. Fait calculable par mécanique céleste.</w:t>
+            </w:r>
+            <w:r>
+              <w:rPr>
+                <w:i/>
+                <w:iCs/>
+                <w:color w:val="6B7280"/>
+                <w:sz w:val="20"/>
+              </w:rPr>
+              <w:t xml:space="preserve"> [Corrigé le 02/10/2026 : la leçon livrée portait encore 300° dans ce tableau récapitulatif. La correction du 27/08/2026 avait réparé le paragraphe de théorie — où l'explication complète du sens de parcours figure depuis — et LAISSÉ cette case, qui est celle que le lecteur consulte le plus. Le défaut faux est donc resté publié cinq semaines, à côté de sa propre correction, et contredisait la leçon 03 du même parcours. C'est l'incident qui a fait écrire la règle « quand tu corriges un chiffre, tu le cherches dans TOUT le document » le 24/09/2026]</w:t>
             </w:r>
           </w:p>
         </w:tc>
@@ -3038,7 +3047,46 @@
           <w:sz w:val="22"/>
           <w:szCs w:val="22"/>
         </w:rPr>
-        <w:t xml:space="preserve"> (Samuel Weiser, 1975, ISBN 0-87728-288-9). Source principale de la lecture signe par signe du Nœud Sud.</w:t>
+        <w:t xml:space="preserve"> (Samuel Weiser, 1975, ISBN 0-87728-288-9). Source principale de la lecture signe par signe du Nœud Sud. Notice de l'édition anglaise, ouverte le 02/10/2026 :</w:t>
+      </w:r>
+      <w:r>
+        <w:rPr>
+          <w:rFonts w:ascii="Times New Roman" w:cs="Times New Roman" w:eastAsia="Times New Roman" w:hAnsi="Times New Roman"/>
+          <w:color w:val="1F2937"/>
+          <w:sz w:val="22"/>
+          <w:szCs w:val="22"/>
+        </w:rPr>
+        <w:t xml:space="preserve"> </w:t>
+      </w:r>
+      <w:hyperlink w:history="1" r:id="rIdabeSch04">
+        <w:r>
+          <w:rPr>
+            <w:rFonts w:ascii="Times New Roman" w:cs="Times New Roman" w:eastAsia="Times New Roman" w:hAnsi="Times New Roman"/>
+            <w:color w:val="1155CC"/>
+            <w:sz w:val="22"/>
+            <w:szCs w:val="22"/>
+            <w:u w:val="single"/>
+          </w:rPr>
+          <w:t xml:space="preserve">notice AbeBooks — vol. I (9780877282884)</w:t>
+        </w:r>
+      </w:hyperlink>
+      <w:r>
+        <w:rPr>
+          <w:rFonts w:ascii="Times New Roman" w:cs="Times New Roman" w:eastAsia="Times New Roman" w:hAnsi="Times New Roman"/>
+          <w:color w:val="1F2937"/>
+          <w:sz w:val="22"/>
+          <w:szCs w:val="22"/>
+        </w:rPr>
+        <w:t xml:space="preserve"> — HTTP 200, 10 031 caractères. ⚠️ L'édition française (Éditions Hélios, 1985) n'est confirmée par aucune notice ouverte : éditeur et année non vérifiés.</w:t>
+      </w:r>
+      <w:r>
+        <w:rPr>
+          <w:i/>
+          <w:iCs/>
+          <w:color w:val="6B7280"/>
+          <w:sz w:val="20"/>
+        </w:rPr>
+        <w:t xml:space="preserve"> [Corrigé le 02/10/2026 : aucune notice n'était liée pour cet ouvrage, alors que la leçon en donne le titre, l'éditeur, l'année et deux ISBN — ce que la règle 9 du parcours interdit. L'édition anglaise est confirmée (ISBN 9780877282884, notice de 10 031 caractères, « Publisher: Samuel Weiser Inc., 1992 » pour son édition). ⚠️ « Éditions Hélios, 1985 » n'est sur AUCUNE notice ouverte : la page AbeBooks de l'ISBN 9782880630003 confirme le titre mais ne rend que 2 657 caractères, sans éditeur ni année ; abebooks.fr ne trouve rien ; Open Library n'a pas répondu]</w:t>
       </w:r>
     </w:p>
     <w:p>
@@ -3330,6 +3378,52 @@
           <w:szCs w:val="22"/>
         </w:rPr>
         <w:t xml:space="preserve">Vérifié lors de la relecture et inchangé : les sources du Régime A (NASA, Observatoire de Paris, IMCCE — aucune source encyclopédique, conformément à la règle du parcours) ; la référence bibliographique de Schulman, exacte dans les deux éditions (Karmic Astrology, Volume 1, Samuel Weiser, 1975 ; Éditions Hélios, 1985) ; celle de Jan Spiller (Astrology for the Soul, Bantam Books, 1997) ; l'opposition à 180° des deux nœuds ; les douze positions du tableau et leurs six axes polaires ; et la note de méthode sur l'effet Barnum-Forer.</w:t>
+      </w:r>
+    </w:p>
+    <w:p>
+      <w:pPr>
+        <w:spacing w:before="240" w:after="60"/>
+      </w:pPr>
+      <w:r>
+        <w:rPr>
+          <w:b/>
+          <w:bCs/>
+          <w:sz w:val="26"/>
+        </w:rPr>
+        <w:t xml:space="preserve">📝 Journal des corrections — 2 octobre 2026</w:t>
+      </w:r>
+    </w:p>
+    <w:p>
+      <w:pPr>
+        <w:spacing w:before="60" w:after="60"/>
+      </w:pPr>
+      <w:r>
+        <w:rPr>
+          <w:sz w:val="20"/>
+        </w:rPr>
+        <w:t xml:space="preserve">Deux corrections. La première achève celle du 27/08/2026, restée partielle : l'explication du sens de parcours rétrograde figurait dans le paragraphe de théorie depuis cinq semaines, mais le tableau récapitulatif portait toujours la valeur fausse. La formulation d'origine est conservée ci-dessous.</w:t>
+      </w:r>
+    </w:p>
+    <w:p>
+      <w:pPr>
+        <w:spacing w:before="60" w:after="60"/>
+      </w:pPr>
+      <w:r>
+        <w:rPr>
+          <w:sz w:val="20"/>
+        </w:rPr>
+        <w:t xml:space="preserve">1. (¶103) « Le 26 juillet 2026, le Nœud Nord a atteint 300° de longitude écliptique (entrée en Verseau tropical). Fait calculable par mécanique céleste. »</w:t>
+      </w:r>
+    </w:p>
+    <w:p>
+      <w:pPr>
+        <w:spacing w:before="60" w:after="60"/>
+      </w:pPr>
+      <w:r>
+        <w:rPr>
+          <w:sz w:val="20"/>
+        </w:rPr>
+        <w:t xml:space="preserve">2. (¶141) « Martin Schulman — Astrologie karmique, vol. I […] (Éditions Hélios, 1985, ISBN 978-2880630003) ; original : […] (Samuel Weiser, 1975, ISBN 0-87728-288-9). » — sans notice liée</w:t>
       </w:r>
     </w:p>
     <w:sectPr>

--- a/livrables/lecons/astrologie-karmique/2026-08-27_lecon-astrologie-karmique_04_noeud-sud-acquis-signe-par-signe.docx
+++ b/livrables/lecons/astrologie-karmique/2026-08-27_lecon-astrologie-karmique_04_noeud-sud-acquis-signe-par-signe.docx
@@ -2948,6 +2948,17 @@
           <w:t xml:space="preserve">IMCCE — Éclipses de Lune, concepts fondamentaux</w:t>
         </w:r>
       </w:hyperlink>
+      <w:r>
+        <w:rPr>
+          <w:rFonts w:ascii="Times New Roman" w:cs="Times New Roman" w:eastAsia="Times New Roman" w:hAnsi="Times New Roman"/>
+          <w:i/>
+          <w:iCs/>
+          <w:color w:val="6B7280"/>
+          <w:sz w:val="20"/>
+          <w:szCs w:val="20"/>
+        </w:rPr>
+        <w:t xml:space="preserve">   [Corrigé le 25/10/2026 : adresse d'origine « promenade.imcce.fr/fr/pages3/333.html » ; le site de l'IMCCE ne répond plus depuis le 23/10/2026 — HTTP 000, curl exit 28 avec ET sans le faisceau de certificats du dépôt, aucune réponse TCP sur le port 443. Archive du 20/08/2026, sept jours avant la lecture du 27/08/2026 — HTTP 200, 11 265 caractères utiles, « révolution draconitique » et « ligne des noeuds » littéralement présents. Détail au journal.]</w:t>
+      </w:r>
     </w:p>
     <w:p>
       <w:pPr>
@@ -3424,6 +3435,50 @@
           <w:sz w:val="20"/>
         </w:rPr>
         <w:t xml:space="preserve">2. (¶141) « Martin Schulman — Astrologie karmique, vol. I […] (Éditions Hélios, 1985, ISBN 978-2880630003) ; original : […] (Samuel Weiser, 1975, ISBN 0-87728-288-9). » — sans notice liée</w:t>
+      </w:r>
+    </w:p>
+    <w:p>
+      <w:pPr>
+        <w:spacing w:after="120" w:before="320"/>
+      </w:pPr>
+      <w:r>
+        <w:rPr>
+          <w:rFonts w:ascii="Times New Roman" w:cs="Times New Roman" w:eastAsia="Times New Roman" w:hAnsi="Times New Roman"/>
+          <w:b/>
+          <w:bCs/>
+          <w:color w:val="1B3A6B"/>
+          <w:sz w:val="28"/>
+          <w:szCs w:val="28"/>
+        </w:rPr>
+        <w:t xml:space="preserve">📝 Journal des corrections — 25 octobre 2026</w:t>
+      </w:r>
+    </w:p>
+    <w:p>
+      <w:pPr>
+        <w:spacing w:after="80"/>
+      </w:pPr>
+      <w:r>
+        <w:rPr>
+          <w:rFonts w:ascii="Times New Roman" w:cs="Times New Roman" w:eastAsia="Times New Roman" w:hAnsi="Times New Roman"/>
+          <w:color w:val="1F2937"/>
+          <w:sz w:val="22"/>
+          <w:szCs w:val="22"/>
+        </w:rPr>
+        <w:t xml:space="preserve">Leçon relue le 25/10/2026, à l'occasion du repointage des cinq adresses IMCCE encore citées par le parcours.</w:t>
+      </w:r>
+    </w:p>
+    <w:p>
+      <w:pPr>
+        <w:spacing w:after="80"/>
+      </w:pPr>
+      <w:r>
+        <w:rPr>
+          <w:rFonts w:ascii="Times New Roman" w:cs="Times New Roman" w:eastAsia="Times New Roman" w:hAnsi="Times New Roman"/>
+          <w:color w:val="1F2937"/>
+          <w:sz w:val="22"/>
+          <w:szCs w:val="22"/>
+        </w:rPr>
+        <w:t xml:space="preserve">① L'adresse IMCCE de la leçon ne répond plus. Libellé d'origine : « promenade.imcce.fr/fr/pages3/333.html ». Depuis le 23/10/2026 l'hôte est muet — HTTP 000, curl exit 28 avec ET sans le faisceau de certificats du dépôt, aucune réponse TCP sur le port 443 alors que le DNS résout : ni le document ni notre pile TLS ne sont en cause, et l'Internet Archive n'a plus d'instantané du site depuis le 20/10/2026. La page est citée dans l'archive du 20/08/2026, sept jours avant la lecture annoncée par cette leçon ; elle sert aussi les leçons 03 et 05, son texte utile étant identique dans les deux instantanés d'août 2026. Vérifié sur l'archive : « révolution draconitique », « ligne des noeuds », « éclipses de Lune » et « Concepts fondamentaux » y figurent littéralement, et la page écrit « La période PN de ce mouvement des noeuds est de 18,61 années tropiques, soit 6797.157342 jours ».</w:t>
       </w:r>
     </w:p>
     <w:sectPr>

--- a/livrables/lecons/astrologie-karmique/2026-08-27_lecon-astrologie-karmique_04_noeud-sud-acquis-signe-par-signe.docx
+++ b/livrables/lecons/astrologie-karmique/2026-08-27_lecon-astrologie-karmique_04_noeud-sud-acquis-signe-par-signe.docx
@@ -2901,6 +2901,17 @@
           <w:t xml:space="preserve">Observatoire de Paris / Ressources pédagogiques</w:t>
         </w:r>
       </w:hyperlink>
+      <w:r>
+        <w:rPr>
+          <w:rFonts w:ascii="Times New Roman" w:cs="Times New Roman" w:eastAsia="Times New Roman" w:hAnsi="Times New Roman"/>
+          <w:i/>
+          <w:iCs/>
+          <w:color w:val="6B7280"/>
+          <w:sz w:val="20"/>
+          <w:szCs w:val="20"/>
+        </w:rPr>
+        <w:t xml:space="preserve">   [Corrigé le 25/10/2026 : adresse d'origine « media4.obspm.fr/…/quand-eclipses-lune_impression.html » ; tout l'hébergement de l'Observatoire de Paris est injoignable — HTTP 000 et curl exit 28 (délai) AVEC ET SANS le faisceau de certificats du dépôt, aucune réponse TCP sur le port 443 alors que le DNS résout, et www.obspm.fr est muet de la même façon : ni le document, ni notre pile TLS. Archive du 02/10/2023 — HTTP 200 et 25 077 caractères utiles, seul instantané existant, soit deux ans et onze mois avant la lecture du 27/08/2026. Ce libellé n'attribue à la page qu'un mécanisme, retrouvé littéralement dessus. Détail au journal.]</w:t>
+      </w:r>
     </w:p>
     <w:p>
       <w:pPr>
@@ -3479,6 +3490,34 @@
           <w:szCs w:val="22"/>
         </w:rPr>
         <w:t xml:space="preserve">① L'adresse IMCCE de la leçon ne répond plus. Libellé d'origine : « promenade.imcce.fr/fr/pages3/333.html ». Depuis le 23/10/2026 l'hôte est muet — HTTP 000, curl exit 28 avec ET sans le faisceau de certificats du dépôt, aucune réponse TCP sur le port 443 alors que le DNS résout : ni le document ni notre pile TLS ne sont en cause, et l'Internet Archive n'a plus d'instantané du site depuis le 20/10/2026. La page est citée dans l'archive du 20/08/2026, sept jours avant la lecture annoncée par cette leçon ; elle sert aussi les leçons 03 et 05, son texte utile étant identique dans les deux instantanés d'août 2026. Vérifié sur l'archive : « révolution draconitique », « ligne des noeuds », « éclipses de Lune » et « Concepts fondamentaux » y figurent littéralement, et la page écrit « La période PN de ce mouvement des noeuds est de 18,61 années tropiques, soit 6797.157342 jours ».</w:t>
+      </w:r>
+    </w:p>
+    <w:p>
+      <w:pPr>
+        <w:spacing w:after="80"/>
+      </w:pPr>
+      <w:r>
+        <w:rPr>
+          <w:rFonts w:ascii="Times New Roman" w:cs="Times New Roman" w:eastAsia="Times New Roman" w:hAnsi="Times New Roman"/>
+          <w:color w:val="1F2937"/>
+          <w:sz w:val="22"/>
+          <w:szCs w:val="22"/>
+        </w:rPr>
+        <w:t xml:space="preserve">Adresse de l'Observatoire de Paris — repointée sur l'Internet Archive. La page « Quand ont lieu les éclipses de Lune ? » ne répond plus : tout l'hébergement de l'Observatoire de Paris est injoignable — HTTP 000 et curl exit 28 (délai) AVEC ET SANS le faisceau de certificats du dépôt, aucune réponse TCP sur le port 443 alors que le DNS résout, et www.obspm.fr est muet de la même façon : ni le document, ni notre pile TLS. Même panne que l'adresse IMCCE corrigée plus haut dans ce journal : les deux hôtes résolvent vers des machines de l'Observatoire de Paris.</w:t>
+      </w:r>
+    </w:p>
+    <w:p>
+      <w:pPr>
+        <w:spacing w:after="80"/>
+      </w:pPr>
+      <w:r>
+        <w:rPr>
+          <w:rFonts w:ascii="Times New Roman" w:cs="Times New Roman" w:eastAsia="Times New Roman" w:hAnsi="Times New Roman"/>
+          <w:color w:val="1F2937"/>
+          <w:sz w:val="22"/>
+          <w:szCs w:val="22"/>
+        </w:rPr>
+        <w:t xml:space="preserve">L'écart d'instantané est réel et c'est le seul qui existe : 02/10/2023 contre une lecture du 27/08/2026. Ce qui rend la substitution acceptable est mesuré — ce libellé n'attribue à la page qu'un mécanisme, et « saison d'éclipses » comme « ligne des nœuds » figurent littéralement sur la page archivée. Aucun chiffre, aucune citation ne sont tirés de cette page dans cette leçon.</w:t>
       </w:r>
     </w:p>
     <w:sectPr>
